--- a/backend_api/templates/presentation_mooring_lines.docx
+++ b/backend_api/templates/presentation_mooring_lines.docx
@@ -15,21 +15,8 @@
             </w14:srgbClr>
           </w14:shadow>
         </w:rPr>
+        <w:jc w:val="center"/>
       </w:pPr>
-      <w:r>
-        <w:rPr>
-          <w:rFonts w:ascii="Arial" w:hAnsi="Arial" w:cs="Arial"/>
-          <w:b/>
-          <w:color w:val="0000FF"/>
-          <w:spacing w:val="22"/>
-          <w14:shadow w14:blurRad="50800" w14:dist="38100" w14:dir="2700000" w14:sx="100000" w14:sy="100000" w14:kx="0" w14:ky="0" w14:algn="tl">
-            <w14:srgbClr w14:val="000000">
-              <w14:alpha w14:val="60000"/>
-            </w14:srgbClr>
-          </w14:shadow>
-        </w:rPr>
-        <w:t xml:space="preserve">                                              </w:t>
-      </w:r>
       <w:r>
         <w:rPr>
           <w:rFonts w:ascii="Arial" w:hAnsi="Arial" w:cs="Arial"/>
@@ -115,6 +102,7 @@
           <w:sz w:val="32"/>
           <w:szCs w:val="32"/>
         </w:rPr>
+        <w:jc w:val="center"/>
       </w:pPr>
       <w:r>
         <w:rPr>
@@ -125,7 +113,7 @@
           <w:sz w:val="32"/>
           <w:szCs w:val="32"/>
         </w:rPr>
-        <w:t xml:space="preserve">                               {</w:t>
+        <w:t xml:space="preserve">{</w:t>
       </w:r>
       <w:r>
         <w:rPr>
@@ -279,19 +267,8 @@
           <w:szCs w:val="20"/>
           <w:lang w:val="es-CR" w:eastAsia="es-ES"/>
         </w:rPr>
+        <w:jc w:val="center"/>
       </w:pPr>
-      <w:r>
-        <w:rPr>
-          <w:rFonts w:ascii="Arial" w:hAnsi="Arial" w:cs="Arial"/>
-          <w:b/>
-          <w:bCs/>
-          <w:color w:val="000000"/>
-          <w:sz w:val="32"/>
-          <w:szCs w:val="32"/>
-          <w:lang w:val="es-CR"/>
-        </w:rPr>
-        <w:t xml:space="preserve">            </w:t>
-      </w:r>
       <w:r>
         <w:rPr>
           <w:rFonts w:ascii="Arial" w:hAnsi="Arial" w:cs="Arial"/>
@@ -400,6 +377,7 @@
           <w:sz w:val="32"/>
           <w:szCs w:val="32"/>
         </w:rPr>
+        <w:jc w:val="center"/>
       </w:pPr>
       <w:r>
         <w:rPr>
